--- a/submission/AlphaVault-User-Manual.docx
+++ b/submission/AlphaVault-User-Manual.docx
@@ -7,13 +7,13 @@
         <w:pStyle w:val="Title"/>
       </w:pPr>
       <w:r>
-        <w:t>AlphaVault user manual</w:t>
+        <w:t>AlphaVault User Manual</w:t>
       </w:r>
     </w:p>
     <w:p>
       <w:pPr/>
       <w:r>
-        <w:t>Author: Du zhuotong | SC6113 | Test-asset demonstration</w:t>
+        <w:t>Du Zhuotong</w:t>
       </w:r>
     </w:p>
     <w:p>
@@ -33,13 +33,13 @@
     <w:p>
       <w:pPr/>
       <w:r>
-        <w:t>Public application: https://alphavault-sepolia.onrender.com. Open it in a browser with MetaMask, select Sepolia (chain ID 11155111), and choose Connect wallet. A connection authorizes account visibility; each subsequent transaction still needs confirmation. The account must have Sepolia test ETH for gas and the required contract role. ETH gas funding does not provide mUSD deposit tokens. Free hosting may need time to wake before the dashboard loads.</w:t>
+        <w:t>Public application: https://alphavault-sepolia.onrender.com. Open it in a browser with MetaMask, select Sepolia (chain ID 11155111), and choose Connect wallet. A connection authorizes account visibility; each subsequent transaction still needs confirmation. Transactions need Sepolia test ETH for gas. Manager, risk and Keeper actions require their on-chain roles; deposits are open to any funded account and redemption uses only its own shares. Depositing also requires mUSD from the mock-token owner; the dashboard has no faucet. Free hosting may need time to wake before the dashboard loads.</w:t>
       </w:r>
     </w:p>
     <w:p>
       <w:pPr/>
       <w:r>
-        <w:t>For local use, install Node.js 22.13 or later, then run npm ci, npm run compile and npm run dev in the repository. Open http://127.0.0.1:3100. The local chain uses ID 31337, RPC port 18547, SQLite and a seeded investor with 10,000 mUSD already deposited. The local role selector chooses public test accounts. It does not grant permissions to a connected public wallet. Do not import the local test mnemonic into a wallet holding real funds.</w:t>
+        <w:t>Install Python 3.12 and Node.js 22.13+. In Source-Code, create a virtual environment with python3 -m venv .venv, activate it, and run pip install -r requirements-dev.txt, npm ci, npm run compile, then python scripts/demo.py. Open http://127.0.0.1:3100. Flask serves the dashboard; Ganache uses chain 31337 and RPC port 18547. The seeded investor has 10,000 mUSD deposited. Leave Connect wallet unused and select an Act as role for local test transactions without MetaMask confirmations. Displayed shares belong to the seeded investor. A connected wallet hides Act as and signs its own transactions.</w:t>
       </w:r>
     </w:p>
     <w:p>
@@ -256,7 +256,7 @@
                 <w:color w:val="000000"/>
                 <w:sz w:val="18"/>
               </w:rPr>
-              <w:t>Select/configure a rule, inspect target weights, enable automation and request rebalance.</w:t>
+              <w:t>Select/configure a rule, evaluate synthetic results, inspect targets and request rebalance.</w:t>
             </w:r>
           </w:p>
         </w:tc>
@@ -404,7 +404,7 @@
     <w:p>
       <w:pPr/>
       <w:r>
-        <w:t>NAV measures all held assets at reported prices. The share index measures value per share relative to its starting value, so a redemption may reduce NAV without reducing the index. The block label and network label identify the observation. “Synthetic” research is a deterministic method experiment rather than realized investment performance.</w:t>
+        <w:t>In wallet mode, changing the MetaMask account or chain reloads the page; click Connect wallet again and verify the account and network. View deployment opens /api/config with the recorded role addresses; on-chain permissions remain authoritative. NAV measures all held assets at reported prices. The share index measures value per share relative to its starting value, so a redemption may reduce NAV without reducing the index. The block label and network label identify the observation. “Synthetic” research is a deterministic method experiment rather than realized investment performance.</w:t>
       </w:r>
     </w:p>
     <w:p>
@@ -435,17 +435,17 @@
     </w:p>
     <w:p>
       <w:r>
-        <w:t>2. Open Overview and enter the amount in mUSD. Check the account’s mUSD balance; test ETH is used separately for gas.</w:t>
+        <w:t>2. Open Overview and enter the mUSD amount. The dashboard shows shares, not wallet cash. Check cash through /api/account/&lt;address&gt;; cash and allowance use 18 decimals. Test ETH pays gas separately.</w:t>
       </w:r>
     </w:p>
     <w:p>
       <w:r>
-        <w:t>3. Click 1. Approve and confirm the token allowance request. Wait for confirmation before continuing.</w:t>
+        <w:t>3. Click 1. Approve for the entered amount. In wallet mode, confirm the allowance request; locally, wait for the Confirmed message. If you increase the deposit amount later, approve again.</w:t>
       </w:r>
     </w:p>
     <w:p>
       <w:r>
-        <w:t>4. Click 2. Deposit and review the target contract in the wallet. Confirm, then wait for the receipt and refreshed shares.</w:t>
+        <w:t>4. Click 2. Deposit. In wallet mode, review the vault address and confirm. In both modes, wait for the receipt and refreshed shares.</w:t>
       </w:r>
     </w:p>
     <w:p>
@@ -456,7 +456,7 @@
     <w:p>
       <w:pPr/>
       <w:r>
-        <w:t>Deposits require a permitted state and a valid NAV where invested assets must be priced. When paused or stale, refresh the relevant risk inputs or use the available exit operation rather than repeatedly retrying a deposit. Shares are minted against pre-deposit NAV, so the number is not always equal to the mUSD amount.</w:t>
+        <w:t>Deposits require an unpaused vault and fresh prices for any held risky assets. If paused, the Risk officer must Resume vault; if held-asset prices are stale, refresh those reports. A cash-only vault does not need risky-asset prices to accept deposits. Shares are minted against pre-deposit NAV, so the number is not always equal to the mUSD amount.</w:t>
       </w:r>
     </w:p>
     <w:p>
@@ -479,7 +479,7 @@
     </w:p>
     <w:p>
       <w:r>
-        <w:t>3. Confirm the transaction and wait for its receipt. The wallet receives a proportional basket of mUSD, mETH and mBTC.</w:t>
+        <w:t>3. Confirm in wallet mode, or wait for local execution. The account receives its proportional share of the held mUSD, mETH and mBTC basket.</w:t>
       </w:r>
     </w:p>
     <w:p>
@@ -875,7 +875,7 @@
     </w:p>
     <w:p>
       <w:r>
-        <w:t>1. Use the Manager account and open Strategies. Choose Equal Weight, Momentum or Volatility Target, then confirm selection.</w:t>
+        <w:t>1. Select Strategy manager locally or connect the manager wallet. Open Strategies and choose Equal Weight, Momentum or Volatility Target; confirm in wallet mode.</w:t>
       </w:r>
     </w:p>
     <w:p>
@@ -885,7 +885,7 @@
     </w:p>
     <w:p>
       <w:r>
-        <w:t>3. Enable automation if the vault’s flag is off, and ensure the selected strategy is enabled. This flag permits execution but does not start a cloud worker.</w:t>
+        <w:t>3. Click Enable automation if needed and Enable selected strategy if the current strategy is disabled. This permits execution but does not start a cloud worker.</w:t>
       </w:r>
     </w:p>
     <w:p>
@@ -895,13 +895,19 @@
     </w:p>
     <w:p>
       <w:r>
-        <w:t>5. Click Execute rebalance and confirm. Check actual holdings, NAV and Rebalanced in the ledger. A failed bound reverts all swaps.</w:t>
+        <w:t>5. Click Execute rebalance and confirm in wallet mode. Check holdings, NAV and Rebalanced in the ledger. A failed bound reverts all swaps.</w:t>
       </w:r>
     </w:p>
     <w:p>
       <w:pPr/>
       <w:r>
-        <w:t>In the standard local fixture, Equal Weight targets 20/40/40 and Momentum targets 20/60/20 for mUSD/mETH/mBTC. Market reports and configuration determine the actual target. The optional local Keeper runs with AUTO_KEEPER=1 npm run dev and checks eligibility every ten seconds. Public unattended signing is not part of the hosted demo.</w:t>
+        <w:t>In the standard local fixture, Equal Weight targets 20/40/40 and Momentum targets 20/60/20 for mUSD/mETH/mBTC. Market reports and configuration determine the actual target. Start the local server with AUTO_KEEPER=1 npm run dev for the Keeper loop (stop that same server before restarting). It checks eligibility and at least 300 bps allocation drift by default, with a ten-second delay between completed checks. Public unattended signing is not part of the hosted demo.</w:t>
+      </w:r>
+    </w:p>
+    <w:p>
+      <w:pPr/>
+      <w:r>
+        <w:t>Evaluate selected strategy runs a synthetic backtest and displays return, drawdown, annualized volatility, Sharpe ratio, fees and period length. It uses generated historical inputs, not the current mock price reports, and sends no blockchain transaction.</w:t>
       </w:r>
     </w:p>
     <w:p>
@@ -921,7 +927,7 @@
     <w:p>
       <w:pPr/>
       <w:r>
-        <w:t>In Mock market report, choose mETH or mBTC, enter the mock price, annual volatility and momentum, and publish. Refresh both risky assets when their reports expire. The original fixture uses mETH price 3,000 and mBTC price 60,000 mUSD; preserve the intended scenario when refreshing. These are controlled inputs, not independently sourced live prices. Re-reporting a disabled asset does not re-enable it.</w:t>
+        <w:t>In Mock market report, choosing an asset does not fill its fields. Enter all three values before Publish market report: the original fixture uses mETH 3000 / 4000 / 800 and mBTC 60000 / 3000 / 400 (price in mUSD / volatility bps / momentum bps). Refresh both expired reports using the intended scenario. Enable asset and Disable asset apply to the chosen asset; publishing alone does not re-enable it.</w:t>
       </w:r>
     </w:p>
     <w:p>
@@ -971,12 +977,12 @@
     </w:p>
     <w:p>
       <w:r>
-        <w:t>3. Choose Export verified evidence for the method inventory, or Export JSON for indexed events. Record the chain, vault address and observation time with the export.</w:t>
+        <w:t>3. Choose Export verified evidence for the method inventory, or Export JSON for the latest 50 indexed events shown in the ledger. Record the chain, vault address and observation time with the export.</w:t>
       </w:r>
     </w:p>
     <w:p>
       <w:r>
-        <w:t>4. Count distinct successful methods, not repeated calls or failed estimates. Current Sepolia evidence contains ten types including ERC20 approve; the full local inventory covers thirteen.</w:t>
+        <w:t>4. Count distinct successful methods, not repeated calls or failed estimates. The saved 18 October 2026 Sepolia checkpoint contains ten types including ERC20 approve; recorded local evidence covers thirteen. A fresh local database need not contain all thirteen.</w:t>
       </w:r>
     </w:p>
     <w:tbl>
@@ -1185,7 +1191,7 @@
                 <w:color w:val="000000"/>
                 <w:sz w:val="18"/>
               </w:rPr>
-              <w:t>Use Node 22.13 or later; Node 20 lacks the required built-in module.</w:t>
+              <w:t>Use Python 3.12 and activate .venv. Reinstall requirements-dev.txt; check DB_PATH permissions.</w:t>
             </w:r>
           </w:p>
         </w:tc>
@@ -1609,18 +1615,17 @@
     <w:p>
       <w:pPr/>
       <w:r>
-        <w:t>Restarting the local server preserves data/local, including the chain and SQLite database. For an independent rehearsal, set a new DATA_DIR and unused ports, for example PORT=3200 RPC_PORT=18548 DATA_DIR=./data/rehearsal npm run dev. Do not delete existing data to make a demonstration look clean. Public deployment uses PostgreSQL; operational setup is documented in HOSTING.zh-CN.md and DEPLOYMENT.md.</w:t>
+        <w:t>Restarting with the same DATA_DIR preserves the local chain and SQLite database (default data/flask-local). For an independent rehearsal, set a new DATA_DIR and unused ports, for example PORT=3200 RPC_PORT=18548 DATA_DIR=./data/rehearsal npm run dev. Do not delete existing data to make a demonstration look clean. Public deployment uses PostgreSQL; operational setup is documented in docs/HOSTING.zh-CN.md and docs/DEPLOYMENT.md.</w:t>
       </w:r>
     </w:p>
     <w:p>
       <w:pPr/>
       <w:r>
-        <w:t>For reproducible validation, run npm test. The current record is 64 passed and zero failed. The repository includes deployment manifests, test logs, a technical report and an individual contribution report. No private key, seed phrase or database password is required in a submitted screenshot or report.</w:t>
+        <w:t>Run python -m pytest -v for the 36 Flask tests and npm test for the 64 Solidity/legacy regression tests. Both suites pass. Logs are in evidence/flask-tests.txt and evidence/flask-migration-node-regression.tap. The source folder includes manifests, standalone ABI and setup instructions. Keep private keys, seed phrases and database passwords out of submitted screenshots.</w:t>
       </w:r>
     </w:p>
     <w:sectPr>
-      <w:headerReference w:type="default" r:id="rId9"/>
-      <w:footerReference w:type="default" r:id="rId10"/>
+      <w:footerReference w:type="default" r:id="rId9"/>
       <w:pgSz w:w="11909" w:h="16834"/>
       <w:pgMar w:top="936" w:right="1037" w:bottom="936" w:left="1037" w:header="720" w:footer="720" w:gutter="0"/>
       <w:cols w:space="720"/>
@@ -1640,22 +1645,6 @@
     <w:fldSimple w:instr="PAGE"/>
   </w:p>
 </w:ftr>
-</file>
-
-<file path=word/header1.xml><?xml version="1.0" encoding="utf-8"?>
-<w:hdr xmlns:m="http://schemas.openxmlformats.org/officeDocument/2006/math" xmlns:mc="http://schemas.openxmlformats.org/markup-compatibility/2006" xmlns:mo="http://schemas.microsoft.com/office/mac/office/2008/main" xmlns:mv="urn:schemas-microsoft-com:mac:vml" xmlns:o="urn:schemas-microsoft-com:office:office" xmlns:r="http://schemas.openxmlformats.org/officeDocument/2006/relationships" xmlns:v="urn:schemas-microsoft-com:vml" xmlns:w10="urn:schemas-microsoft-com:office:word" xmlns:w14="http://schemas.microsoft.com/office/word/2010/wordml" xmlns:w="http://schemas.openxmlformats.org/wordprocessingml/2006/main" xmlns:wne="http://schemas.microsoft.com/office/word/2006/wordml" xmlns:wp14="http://schemas.microsoft.com/office/word/2010/wordprocessingDrawing" xmlns:wp="http://schemas.openxmlformats.org/drawingml/2006/wordprocessingDrawing" xmlns:wpc="http://schemas.microsoft.com/office/word/2010/wordprocessingCanvas" xmlns:wpg="http://schemas.microsoft.com/office/word/2010/wordprocessingGroup" xmlns:wpi="http://schemas.microsoft.com/office/word/2010/wordprocessingInk" xmlns:wps="http://schemas.microsoft.com/office/word/2010/wordprocessingShape" mc:Ignorable="w14 wp14">
-  <w:p>
-    <w:pPr>
-      <w:pStyle w:val="Header"/>
-    </w:pPr>
-    <w:r>
-      <w:rPr>
-        <w:sz w:val="16"/>
-      </w:rPr>
-      <w:t>AlphaVault    SC6113</w:t>
-    </w:r>
-  </w:p>
-</w:hdr>
 </file>
 
 <file path=word/numbering.xml><?xml version="1.0" encoding="utf-8"?>
